--- a/chapters/22-target-trial-emulation.docx
+++ b/chapters/22-target-trial-emulation.docx
@@ -6638,6 +6638,9 @@
                   </m:rPr>
                   <m:t>Pr</m:t>
                 </m:r>
+                <m:r>
+                  <m:t>​</m:t>
+                </m:r>
                 <m:d>
                   <m:dPr>
                     <m:begChr m:val="["/>
@@ -6725,6 +6728,9 @@
                   </m:e>
                 </m:d>
                 <m:r>
+                  <m:t>​</m:t>
+                </m:r>
+                <m:r>
                   <m:rPr>
                     <m:sty m:val="p"/>
                   </m:rPr>
@@ -6735,6 +6741,9 @@
                     <m:sty m:val="p"/>
                   </m:rPr>
                   <m:t>Pr</m:t>
+                </m:r>
+                <m:r>
+                  <m:t>​</m:t>
                 </m:r>
                 <m:d>
                   <m:dPr>
@@ -6823,6 +6832,9 @@
                   </m:e>
                 </m:d>
                 <m:r>
+                  <m:t>​</m:t>
+                </m:r>
+                <m:r>
                   <m:rPr>
                     <m:sty m:val="p"/>
                   </m:rPr>
@@ -6930,6 +6942,9 @@
                     <m:sty m:val="p"/>
                   </m:rPr>
                   <m:t>Pr</m:t>
+                </m:r>
+                <m:r>
+                  <m:t>​</m:t>
                 </m:r>
                 <m:d>
                   <m:dPr>
@@ -7018,6 +7033,9 @@
                   </m:e>
                 </m:d>
                 <m:r>
+                  <m:t>​</m:t>
+                </m:r>
+                <m:r>
                   <m:rPr>
                     <m:sty m:val="p"/>
                   </m:rPr>
@@ -7028,6 +7046,9 @@
                     <m:sty m:val="p"/>
                   </m:rPr>
                   <m:t>Pr</m:t>
+                </m:r>
+                <m:r>
+                  <m:t>​</m:t>
                 </m:r>
                 <m:d>
                   <m:dPr>
@@ -7116,6 +7137,9 @@
                   </m:e>
                 </m:d>
                 <m:r>
+                  <m:t>​</m:t>
+                </m:r>
+                <m:r>
                   <m:rPr>
                     <m:sty m:val="p"/>
                   </m:rPr>
@@ -7334,6 +7358,9 @@
                     <m:sty m:val="p"/>
                   </m:rPr>
                   <m:t>Pr</m:t>
+                </m:r>
+                <m:r>
+                  <m:t>​</m:t>
                 </m:r>
                 <m:d>
                   <m:dPr>
@@ -7431,6 +7458,9 @@
                   </m:e>
                 </m:d>
                 <m:r>
+                  <m:t>​</m:t>
+                </m:r>
+                <m:r>
                   <m:rPr>
                     <m:sty m:val="p"/>
                   </m:rPr>
@@ -7441,6 +7471,9 @@
                     <m:sty m:val="p"/>
                   </m:rPr>
                   <m:t>Pr</m:t>
+                </m:r>
+                <m:r>
+                  <m:t>​</m:t>
                 </m:r>
                 <m:d>
                   <m:dPr>
@@ -7538,6 +7571,9 @@
                   </m:e>
                 </m:d>
                 <m:r>
+                  <m:t>​</m:t>
+                </m:r>
+                <m:r>
                   <m:rPr>
                     <m:sty m:val="p"/>
                   </m:rPr>
@@ -9134,10 +9170,12 @@
             <m:oMath>
               <m:r>
                 <m:rPr>
-                  <m:nor/>
                   <m:sty m:val="p"/>
                 </m:rPr>
                 <m:t>E</m:t>
+              </m:r>
+              <m:r>
+                <m:t>​</m:t>
               </m:r>
               <m:d>
                 <m:dPr>
@@ -9180,6 +9218,9 @@
                 </m:e>
               </m:d>
               <m:r>
+                <m:t>​</m:t>
+              </m:r>
+              <m:r>
                 <m:rPr>
                   <m:sty m:val="p"/>
                 </m:rPr>
@@ -9187,10 +9228,12 @@
               </m:r>
               <m:r>
                 <m:rPr>
-                  <m:nor/>
                   <m:sty m:val="p"/>
                 </m:rPr>
                 <m:t>E</m:t>
+              </m:r>
+              <m:r>
+                <m:t>​</m:t>
               </m:r>
               <m:d>
                 <m:dPr>
@@ -9232,6 +9275,9 @@
                   </m:sSup>
                 </m:e>
               </m:d>
+              <m:r>
+                <m:t>​</m:t>
+              </m:r>
             </m:oMath>
             <w:r>
               <w:t xml:space="preserve">, for</w:t>
@@ -9705,10 +9751,12 @@
             <m:oMath>
               <m:r>
                 <m:rPr>
-                  <m:nor/>
                   <m:sty m:val="p"/>
                 </m:rPr>
                 <m:t>E</m:t>
+              </m:r>
+              <m:r>
+                <m:t>​</m:t>
               </m:r>
               <m:d>
                 <m:dPr>
@@ -9769,6 +9817,9 @@
                 </m:e>
               </m:d>
               <m:r>
+                <m:t>​</m:t>
+              </m:r>
+              <m:r>
                 <m:rPr>
                   <m:sty m:val="p"/>
                 </m:rPr>
@@ -9776,10 +9827,12 @@
               </m:r>
               <m:r>
                 <m:rPr>
-                  <m:nor/>
                   <m:sty m:val="p"/>
                 </m:rPr>
                 <m:t>E</m:t>
+              </m:r>
+              <m:r>
+                <m:t>​</m:t>
               </m:r>
               <m:d>
                 <m:dPr>
@@ -9839,6 +9892,9 @@
                   </m:sSup>
                 </m:e>
               </m:d>
+              <m:r>
+                <m:t>​</m:t>
+              </m:r>
             </m:oMath>
             <w:r>
               <w:t xml:space="preserve">.</w:t>
@@ -10011,10 +10067,12 @@
             <m:oMath>
               <m:r>
                 <m:rPr>
-                  <m:nor/>
                   <m:sty m:val="p"/>
                 </m:rPr>
                 <m:t>E</m:t>
+              </m:r>
+              <m:r>
+                <m:t>​</m:t>
               </m:r>
               <m:d>
                 <m:dPr>
@@ -10111,6 +10169,9 @@
                 </m:e>
               </m:d>
               <m:r>
+                <m:t>​</m:t>
+              </m:r>
+              <m:r>
                 <m:rPr>
                   <m:sty m:val="p"/>
                 </m:rPr>
@@ -10118,10 +10179,12 @@
               </m:r>
               <m:r>
                 <m:rPr>
-                  <m:nor/>
                   <m:sty m:val="p"/>
                 </m:rPr>
                 <m:t>E</m:t>
+              </m:r>
+              <m:r>
+                <m:t>​</m:t>
               </m:r>
               <m:d>
                 <m:dPr>
@@ -10217,6 +10280,9 @@
                   </m:r>
                 </m:e>
               </m:d>
+              <m:r>
+                <m:t>​</m:t>
+              </m:r>
             </m:oMath>
             <w:r>
               <w:t xml:space="preserve">,</w:t>
@@ -10818,6 +10884,9 @@
                     <m:sty m:val="p"/>
                   </m:rPr>
                   <m:t>Pr</m:t>
+                </m:r>
+                <m:r>
+                  <m:t>​</m:t>
                 </m:r>
                 <m:d>
                   <m:dPr>
@@ -10915,6 +10984,9 @@
                   </m:e>
                 </m:d>
                 <m:r>
+                  <m:t>​</m:t>
+                </m:r>
+                <m:r>
                   <m:rPr>
                     <m:sty m:val="p"/>
                   </m:rPr>
@@ -10925,6 +10997,9 @@
                     <m:sty m:val="p"/>
                   </m:rPr>
                   <m:t>Pr</m:t>
+                </m:r>
+                <m:r>
+                  <m:t>​</m:t>
                 </m:r>
                 <m:d>
                   <m:dPr>
@@ -11022,6 +11097,9 @@
                   </m:e>
                 </m:d>
                 <m:r>
+                  <m:t>​</m:t>
+                </m:r>
+                <m:r>
                   <m:rPr>
                     <m:sty m:val="p"/>
                   </m:rPr>
@@ -16496,10 +16574,12 @@
             <m:oMath>
               <m:r>
                 <m:rPr>
-                  <m:nor/>
                   <m:sty m:val="p"/>
                 </m:rPr>
                 <m:t>E</m:t>
+              </m:r>
+              <m:r>
+                <m:t>​</m:t>
               </m:r>
               <m:d>
                 <m:dPr>
@@ -16514,6 +16594,9 @@
                   </m:r>
                 </m:e>
               </m:d>
+              <m:r>
+                <m:t>​</m:t>
+              </m:r>
             </m:oMath>
             <w:r>
               <w:t xml:space="preserve"> </w:t>
@@ -16533,10 +16616,12 @@
             <m:oMath>
               <m:r>
                 <m:rPr>
-                  <m:nor/>
                   <m:sty m:val="p"/>
                 </m:rPr>
                 <m:t>E</m:t>
+              </m:r>
+              <m:r>
+                <m:t>​</m:t>
               </m:r>
               <m:d>
                 <m:dPr>
@@ -16552,6 +16637,9 @@
                 </m:e>
               </m:d>
               <m:r>
+                <m:t>​</m:t>
+              </m:r>
+              <m:r>
                 <m:rPr>
                   <m:sty m:val="p"/>
                 </m:rPr>
@@ -16559,10 +16647,12 @@
               </m:r>
               <m:r>
                 <m:rPr>
-                  <m:nor/>
                   <m:sty m:val="p"/>
                 </m:rPr>
                 <m:t>E</m:t>
+              </m:r>
+              <m:r>
+                <m:t>​</m:t>
               </m:r>
               <m:d>
                 <m:dPr>
@@ -16595,6 +16685,9 @@
                   </m:sSup>
                 </m:e>
               </m:d>
+              <m:r>
+                <m:t>​</m:t>
+              </m:r>
             </m:oMath>
             <w:r>
               <w:t xml:space="preserve"> </w:t>
@@ -16608,10 +16701,12 @@
             <m:oMath>
               <m:r>
                 <m:rPr>
-                  <m:nor/>
                   <m:sty m:val="p"/>
                 </m:rPr>
                 <m:t>E</m:t>
+              </m:r>
+              <m:r>
+                <m:t>​</m:t>
               </m:r>
               <m:d>
                 <m:dPr>
@@ -16627,6 +16722,9 @@
                 </m:e>
               </m:d>
               <m:r>
+                <m:t>​</m:t>
+              </m:r>
+              <m:r>
                 <m:rPr>
                   <m:sty m:val="p"/>
                 </m:rPr>
@@ -16634,10 +16732,12 @@
               </m:r>
               <m:r>
                 <m:rPr>
-                  <m:nor/>
                   <m:sty m:val="p"/>
                 </m:rPr>
                 <m:t>E</m:t>
+              </m:r>
+              <m:r>
+                <m:t>​</m:t>
               </m:r>
               <m:d>
                 <m:dPr>
@@ -16670,6 +16770,9 @@
                   </m:sSup>
                 </m:e>
               </m:d>
+              <m:r>
+                <m:t>​</m:t>
+              </m:r>
             </m:oMath>
             <w:r>
               <w:t xml:space="preserve">.</w:t>
@@ -16759,10 +16862,12 @@
             <m:oMath>
               <m:r>
                 <m:rPr>
-                  <m:nor/>
                   <m:sty m:val="p"/>
                 </m:rPr>
                 <m:t>E</m:t>
+              </m:r>
+              <m:r>
+                <m:t>​</m:t>
               </m:r>
               <m:d>
                 <m:dPr>
@@ -16778,6 +16883,9 @@
                 </m:e>
               </m:d>
               <m:r>
+                <m:t>​</m:t>
+              </m:r>
+              <m:r>
                 <m:rPr>
                   <m:sty m:val="p"/>
                 </m:rPr>
@@ -16785,10 +16893,12 @@
               </m:r>
               <m:r>
                 <m:rPr>
-                  <m:nor/>
                   <m:sty m:val="p"/>
                 </m:rPr>
                 <m:t>E</m:t>
+              </m:r>
+              <m:r>
+                <m:t>​</m:t>
               </m:r>
               <m:d>
                 <m:dPr>
@@ -16812,6 +16922,9 @@
                   </m:sSup>
                 </m:e>
               </m:d>
+              <m:r>
+                <m:t>​</m:t>
+              </m:r>
             </m:oMath>
             <w:r>
               <w:t xml:space="preserve"> </w:t>
@@ -16978,10 +17091,12 @@
             <m:oMath>
               <m:r>
                 <m:rPr>
-                  <m:nor/>
                   <m:sty m:val="p"/>
                 </m:rPr>
                 <m:t>E</m:t>
+              </m:r>
+              <m:r>
+                <m:t>​</m:t>
               </m:r>
               <m:d>
                 <m:dPr>
@@ -16996,6 +17111,9 @@
                   </m:r>
                 </m:e>
               </m:d>
+              <m:r>
+                <m:t>​</m:t>
+              </m:r>
             </m:oMath>
             <w:r>
               <w:t xml:space="preserve">.</w:t>

--- a/chapters/22-target-trial-emulation.docx
+++ b/chapters/22-target-trial-emulation.docx
@@ -9170,6 +9170,7 @@
             <m:oMath>
               <m:r>
                 <m:rPr>
+                  <m:scr m:val="double-struck"/>
                   <m:sty m:val="p"/>
                 </m:rPr>
                 <m:t>E</m:t>
@@ -9228,6 +9229,7 @@
               </m:r>
               <m:r>
                 <m:rPr>
+                  <m:scr m:val="double-struck"/>
                   <m:sty m:val="p"/>
                 </m:rPr>
                 <m:t>E</m:t>
@@ -9751,6 +9753,7 @@
             <m:oMath>
               <m:r>
                 <m:rPr>
+                  <m:scr m:val="double-struck"/>
                   <m:sty m:val="p"/>
                 </m:rPr>
                 <m:t>E</m:t>
@@ -9827,6 +9830,7 @@
               </m:r>
               <m:r>
                 <m:rPr>
+                  <m:scr m:val="double-struck"/>
                   <m:sty m:val="p"/>
                 </m:rPr>
                 <m:t>E</m:t>
@@ -10067,6 +10071,7 @@
             <m:oMath>
               <m:r>
                 <m:rPr>
+                  <m:scr m:val="double-struck"/>
                   <m:sty m:val="p"/>
                 </m:rPr>
                 <m:t>E</m:t>
@@ -10179,6 +10184,7 @@
               </m:r>
               <m:r>
                 <m:rPr>
+                  <m:scr m:val="double-struck"/>
                   <m:sty m:val="p"/>
                 </m:rPr>
                 <m:t>E</m:t>
@@ -16574,6 +16580,7 @@
             <m:oMath>
               <m:r>
                 <m:rPr>
+                  <m:scr m:val="double-struck"/>
                   <m:sty m:val="p"/>
                 </m:rPr>
                 <m:t>E</m:t>
@@ -16616,6 +16623,7 @@
             <m:oMath>
               <m:r>
                 <m:rPr>
+                  <m:scr m:val="double-struck"/>
                   <m:sty m:val="p"/>
                 </m:rPr>
                 <m:t>E</m:t>
@@ -16647,6 +16655,7 @@
               </m:r>
               <m:r>
                 <m:rPr>
+                  <m:scr m:val="double-struck"/>
                   <m:sty m:val="p"/>
                 </m:rPr>
                 <m:t>E</m:t>
@@ -16701,6 +16710,7 @@
             <m:oMath>
               <m:r>
                 <m:rPr>
+                  <m:scr m:val="double-struck"/>
                   <m:sty m:val="p"/>
                 </m:rPr>
                 <m:t>E</m:t>
@@ -16732,6 +16742,7 @@
               </m:r>
               <m:r>
                 <m:rPr>
+                  <m:scr m:val="double-struck"/>
                   <m:sty m:val="p"/>
                 </m:rPr>
                 <m:t>E</m:t>
@@ -16862,6 +16873,7 @@
             <m:oMath>
               <m:r>
                 <m:rPr>
+                  <m:scr m:val="double-struck"/>
                   <m:sty m:val="p"/>
                 </m:rPr>
                 <m:t>E</m:t>
@@ -16893,6 +16905,7 @@
               </m:r>
               <m:r>
                 <m:rPr>
+                  <m:scr m:val="double-struck"/>
                   <m:sty m:val="p"/>
                 </m:rPr>
                 <m:t>E</m:t>
@@ -17091,6 +17104,7 @@
             <m:oMath>
               <m:r>
                 <m:rPr>
+                  <m:scr m:val="double-struck"/>
                   <m:sty m:val="p"/>
                 </m:rPr>
                 <m:t>E</m:t>
